--- a/public/docs/WELMUN-Indemnity_Form.docx
+++ b/public/docs/WELMUN-Indemnity_Form.docx
@@ -1,6 +1,6 @@
 
 <file path=word/document.xml><?xml version="1.0" encoding="utf-8"?>
-<w:document xmlns:wpc="http://schemas.microsoft.com/office/word/2010/wordprocessingCanvas" xmlns:cx="http://schemas.microsoft.com/office/drawing/2014/chartex" xmlns:mc="http://schemas.openxmlformats.org/markup-compatibility/2006" xmlns:o="urn:schemas-microsoft-com:office:office" xmlns:r="http://schemas.openxmlformats.org/officeDocument/2006/relationships" xmlns:m="http://schemas.openxmlformats.org/officeDocument/2006/math" xmlns:v="urn:schemas-microsoft-com:vml" xmlns:wp14="http://schemas.microsoft.com/office/word/2010/wordprocessingDrawing" xmlns:wp="http://schemas.openxmlformats.org/drawingml/2006/wordprocessingDrawing" xmlns:w10="urn:schemas-microsoft-com:office:word" xmlns:w="http://schemas.openxmlformats.org/wordprocessingml/2006/main" xmlns:w14="http://schemas.microsoft.com/office/word/2010/wordml" xmlns:w15="http://schemas.microsoft.com/office/word/2012/wordml" xmlns:w16se="http://schemas.microsoft.com/office/word/2015/wordml/symex" xmlns:wpg="http://schemas.microsoft.com/office/word/2010/wordprocessingGroup" xmlns:wpi="http://schemas.microsoft.com/office/word/2010/wordprocessingInk" xmlns:wne="http://schemas.microsoft.com/office/word/2006/wordml" xmlns:wps="http://schemas.microsoft.com/office/word/2010/wordprocessingShape" mc:Ignorable="w14 w15 w16se wp14">
+<w:document xmlns:wpc="http://schemas.microsoft.com/office/word/2010/wordprocessingCanvas" xmlns:cx="http://schemas.microsoft.com/office/drawing/2014/chartex" xmlns:cx1="http://schemas.microsoft.com/office/drawing/2015/9/8/chartex" xmlns:cx2="http://schemas.microsoft.com/office/drawing/2015/10/21/chartex" xmlns:cx3="http://schemas.microsoft.com/office/drawing/2016/5/9/chartex" xmlns:cx4="http://schemas.microsoft.com/office/drawing/2016/5/10/chartex" xmlns:cx5="http://schemas.microsoft.com/office/drawing/2016/5/11/chartex" xmlns:cx6="http://schemas.microsoft.com/office/drawing/2016/5/12/chartex" xmlns:cx7="http://schemas.microsoft.com/office/drawing/2016/5/13/chartex" xmlns:cx8="http://schemas.microsoft.com/office/drawing/2016/5/14/chartex" xmlns:mc="http://schemas.openxmlformats.org/markup-compatibility/2006" xmlns:aink="http://schemas.microsoft.com/office/drawing/2016/ink" xmlns:am3d="http://schemas.microsoft.com/office/drawing/2017/model3d" xmlns:o="urn:schemas-microsoft-com:office:office" xmlns:oel="http://schemas.microsoft.com/office/2019/extlst" xmlns:r="http://schemas.openxmlformats.org/officeDocument/2006/relationships" xmlns:m="http://schemas.openxmlformats.org/officeDocument/2006/math" xmlns:v="urn:schemas-microsoft-com:vml" xmlns:wp14="http://schemas.microsoft.com/office/word/2010/wordprocessingDrawing" xmlns:wp="http://schemas.openxmlformats.org/drawingml/2006/wordprocessingDrawing" xmlns:w10="urn:schemas-microsoft-com:office:word" xmlns:w="http://schemas.openxmlformats.org/wordprocessingml/2006/main" xmlns:w14="http://schemas.microsoft.com/office/word/2010/wordml" xmlns:w15="http://schemas.microsoft.com/office/word/2012/wordml" xmlns:w16cex="http://schemas.microsoft.com/office/word/2018/wordml/cex" xmlns:w16cid="http://schemas.microsoft.com/office/word/2016/wordml/cid" xmlns:w16="http://schemas.microsoft.com/office/word/2018/wordml" xmlns:w16du="http://schemas.microsoft.com/office/word/2023/wordml/word16du" xmlns:w16sdtdh="http://schemas.microsoft.com/office/word/2020/wordml/sdtdatahash" xmlns:w16sdtfl="http://schemas.microsoft.com/office/word/2024/wordml/sdtformatlock" xmlns:w16se="http://schemas.microsoft.com/office/word/2015/wordml/symex" xmlns:wpg="http://schemas.microsoft.com/office/word/2010/wordprocessingGroup" xmlns:wpi="http://schemas.microsoft.com/office/word/2010/wordprocessingInk" xmlns:wne="http://schemas.microsoft.com/office/word/2006/wordml" xmlns:wps="http://schemas.microsoft.com/office/word/2010/wordprocessingShape" mc:Ignorable="w14 w15 w16se w16cid w16 w16cex w16sdtdh w16sdtfl w16du wp14">
   <w:body>
     <w:p>
       <w:pPr>
@@ -135,39 +135,45 @@
           <w:sz w:val="28"/>
           <w:szCs w:val="28"/>
         </w:rPr>
-        <w:t>5</w:t>
+        <w:t>6</w:t>
+      </w:r>
+    </w:p>
+    <w:p>
+      <w:pPr>
+        <w:ind w:left="5" w:right="146" w:firstLine="5"/>
+        <w:rPr>
+          <w:b/>
+          <w:bCs/>
+          <w:sz w:val="28"/>
+          <w:szCs w:val="28"/>
+        </w:rPr>
+      </w:pPr>
+      <w:r>
+        <w:rPr>
+          <w:sz w:val="28"/>
+          <w:szCs w:val="28"/>
+        </w:rPr>
+        <w:t xml:space="preserve">                                   </w:t>
+      </w:r>
+      <w:r>
+        <w:rPr>
+          <w:b/>
+          <w:bCs/>
+          <w:sz w:val="28"/>
+          <w:szCs w:val="28"/>
+        </w:rPr>
+        <w:t xml:space="preserve">Tuesday, July 28, to Thursday, July 30, 2026 </w:t>
       </w:r>
     </w:p>
     <w:p>
       <w:pPr>
         <w:pStyle w:val="Heading4"/>
         <w:rPr>
+          <w:rFonts w:cs="Times New Roman"/>
           <w:sz w:val="28"/>
           <w:szCs w:val="28"/>
         </w:rPr>
       </w:pPr>
-      <w:r>
-        <w:rPr>
-          <w:sz w:val="28"/>
-          <w:szCs w:val="28"/>
-        </w:rPr>
-        <w:t xml:space="preserve">                                   Wednesday, July 30 – Friday, August 1,</w:t>
-      </w:r>
-      <w:r>
-        <w:rPr>
-          <w:sz w:val="28"/>
-          <w:szCs w:val="28"/>
-          <w:vertAlign w:val="superscript"/>
-        </w:rPr>
-        <w:t xml:space="preserve"> </w:t>
-      </w:r>
-      <w:r>
-        <w:rPr>
-          <w:sz w:val="28"/>
-          <w:szCs w:val="28"/>
-        </w:rPr>
-        <w:t>2025</w:t>
-      </w:r>
     </w:p>
     <w:p>
       <w:pPr>
@@ -177,29 +183,24 @@
         <w:spacing w:line="360" w:lineRule="auto"/>
         <w:jc w:val="center"/>
         <w:rPr>
+          <w:rFonts w:cs="Times New Roman"/>
           <w:b w:val="0"/>
-          <w:sz w:val="32"/>
-          <w:szCs w:val="32"/>
+          <w:sz w:val="28"/>
+          <w:szCs w:val="28"/>
         </w:rPr>
       </w:pPr>
       <w:r>
         <w:rPr>
-          <w:sz w:val="32"/>
-          <w:szCs w:val="32"/>
+          <w:rFonts w:cs="Times New Roman"/>
+          <w:sz w:val="28"/>
+          <w:szCs w:val="28"/>
         </w:rPr>
         <w:t>INDEMNITY FORM</w:t>
       </w:r>
     </w:p>
     <w:p>
       <w:pPr>
-        <w:pBdr>
-          <w:top w:val="nil"/>
-          <w:left w:val="nil"/>
-          <w:bottom w:val="nil"/>
-          <w:right w:val="nil"/>
-          <w:between w:val="nil"/>
-        </w:pBdr>
-        <w:jc w:val="both"/>
+        <w:ind w:left="5" w:right="146" w:firstLine="5"/>
         <w:rPr>
           <w:color w:val="000000"/>
           <w:sz w:val="28"/>
@@ -212,15 +213,23 @@
           <w:sz w:val="28"/>
           <w:szCs w:val="28"/>
         </w:rPr>
-        <w:t>I ___________</w:t>
-      </w:r>
-      <w:r>
-        <w:rPr>
-          <w:color w:val="000000"/>
-          <w:sz w:val="28"/>
-          <w:szCs w:val="28"/>
-        </w:rPr>
-        <w:t xml:space="preserve">__________________________________________ the </w:t>
+        <w:t>I _____________________________________</w:t>
+      </w:r>
+      <w:r>
+        <w:rPr>
+          <w:color w:val="000000"/>
+          <w:sz w:val="28"/>
+          <w:szCs w:val="28"/>
+        </w:rPr>
+        <w:t>________________________</w:t>
+      </w:r>
+      <w:r>
+        <w:rPr>
+          <w:color w:val="000000"/>
+          <w:sz w:val="28"/>
+          <w:szCs w:val="28"/>
+        </w:rPr>
+        <w:t xml:space="preserve">the </w:t>
       </w:r>
       <w:r>
         <w:rPr>
@@ -252,33 +261,7 @@
           <w:sz w:val="28"/>
           <w:szCs w:val="28"/>
         </w:rPr>
-        <w:t>____</w:t>
-      </w:r>
-      <w:proofErr w:type="gramStart"/>
-      <w:r>
-        <w:rPr>
-          <w:color w:val="000000"/>
-          <w:sz w:val="28"/>
-          <w:szCs w:val="28"/>
-        </w:rPr>
-        <w:t xml:space="preserve">_ </w:t>
-      </w:r>
-      <w:r>
-        <w:rPr>
-          <w:color w:val="000000"/>
-          <w:sz w:val="28"/>
-          <w:szCs w:val="28"/>
-        </w:rPr>
-        <w:t xml:space="preserve"> (</w:t>
-      </w:r>
-      <w:proofErr w:type="gramEnd"/>
-      <w:r>
-        <w:rPr>
-          <w:color w:val="000000"/>
-          <w:sz w:val="28"/>
-          <w:szCs w:val="28"/>
-        </w:rPr>
-        <w:t>School</w:t>
+        <w:t xml:space="preserve"> (School</w:t>
       </w:r>
       <w:r>
         <w:rPr>
@@ -350,15 +333,7 @@
           <w:sz w:val="28"/>
           <w:szCs w:val="28"/>
         </w:rPr>
-        <w:t xml:space="preserve">to </w:t>
-      </w:r>
-      <w:r>
-        <w:rPr>
-          <w:color w:val="000000"/>
-          <w:sz w:val="28"/>
-          <w:szCs w:val="28"/>
-        </w:rPr>
-        <w:t>participate</w:t>
+        <w:t>to participate</w:t>
       </w:r>
       <w:r>
         <w:rPr>
@@ -390,7 +365,7 @@
           <w:sz w:val="28"/>
           <w:szCs w:val="28"/>
         </w:rPr>
-        <w:t>5</w:t>
+        <w:t>6</w:t>
       </w:r>
       <w:r>
         <w:rPr>
@@ -405,29 +380,7 @@
           <w:sz w:val="28"/>
           <w:szCs w:val="28"/>
         </w:rPr>
-        <w:t>Wednesday, July 30 to Friday, August 1,</w:t>
-      </w:r>
-      <w:r>
-        <w:rPr>
-          <w:sz w:val="28"/>
-          <w:szCs w:val="28"/>
-          <w:vertAlign w:val="superscript"/>
-        </w:rPr>
-        <w:t xml:space="preserve"> </w:t>
-      </w:r>
-      <w:r>
-        <w:rPr>
-          <w:sz w:val="28"/>
-          <w:szCs w:val="28"/>
-        </w:rPr>
-        <w:t>2025</w:t>
-      </w:r>
-      <w:r>
-        <w:rPr>
-          <w:sz w:val="28"/>
-          <w:szCs w:val="28"/>
-        </w:rPr>
-        <w:t xml:space="preserve"> </w:t>
+        <w:t xml:space="preserve">Tuesday, July 28, to Thursday, July 30, 2026 </w:t>
       </w:r>
       <w:r>
         <w:rPr>
@@ -551,6 +504,7 @@
         </w:rPr>
         <w:t xml:space="preserve"> and use the photographs and the videos as per </w:t>
       </w:r>
+      <w:proofErr w:type="gramStart"/>
       <w:r>
         <w:rPr>
           <w:color w:val="000000"/>
@@ -559,21 +513,14 @@
         </w:rPr>
         <w:t>its</w:t>
       </w:r>
-      <w:r>
-        <w:rPr>
-          <w:color w:val="000000"/>
-          <w:sz w:val="28"/>
-          <w:szCs w:val="28"/>
-        </w:rPr>
-        <w:t xml:space="preserve"> discretion. I unde</w:t>
-      </w:r>
-      <w:r>
-        <w:rPr>
-          <w:color w:val="000000"/>
-          <w:sz w:val="28"/>
-          <w:szCs w:val="28"/>
-        </w:rPr>
-        <w:t xml:space="preserve">rstand that no participating school is permitted to publish any video recording taken during the conference sessions without </w:t>
+      <w:proofErr w:type="gramEnd"/>
+      <w:r>
+        <w:rPr>
+          <w:color w:val="000000"/>
+          <w:sz w:val="28"/>
+          <w:szCs w:val="28"/>
+        </w:rPr>
+        <w:t xml:space="preserve"> discretion. I understand that no participating school is permitted to publish any video recording taken during the conference sessions without </w:t>
       </w:r>
       <w:r>
         <w:rPr>
@@ -651,31 +598,25 @@
           <w:sz w:val="28"/>
           <w:szCs w:val="28"/>
         </w:rPr>
-        <w:t xml:space="preserve">I understand that my students will be travelling in hired vehicles (buses/taxis) </w:t>
-      </w:r>
-      <w:r>
-        <w:rPr>
-          <w:color w:val="000000"/>
-          <w:sz w:val="28"/>
-          <w:szCs w:val="28"/>
-        </w:rPr>
-        <w:t xml:space="preserve">from certified agencies. </w:t>
-      </w:r>
-      <w:r>
-        <w:rPr>
-          <w:color w:val="000000"/>
-          <w:sz w:val="28"/>
-          <w:szCs w:val="28"/>
-        </w:rPr>
-        <w:t>I also understand Welham Boys’ School will suggest suitable accommodation for my delegation’s stay during the conference. I hereby agree to adhere to the registration guidelines mentioned in the invitation letter. I also agree tha</w:t>
-      </w:r>
-      <w:r>
-        <w:rPr>
-          <w:color w:val="000000"/>
-          <w:sz w:val="28"/>
-          <w:szCs w:val="28"/>
-        </w:rPr>
-        <w:t xml:space="preserve">t students </w:t>
+        <w:t xml:space="preserve">I understand that my students will be travelling in hired vehicles (buses/taxis) from certified agencies. I also understand Welham </w:t>
+      </w:r>
+      <w:proofErr w:type="gramStart"/>
+      <w:r>
+        <w:rPr>
+          <w:color w:val="000000"/>
+          <w:sz w:val="28"/>
+          <w:szCs w:val="28"/>
+        </w:rPr>
+        <w:t>Boys’</w:t>
+      </w:r>
+      <w:proofErr w:type="gramEnd"/>
+      <w:r>
+        <w:rPr>
+          <w:color w:val="000000"/>
+          <w:sz w:val="28"/>
+          <w:szCs w:val="28"/>
+        </w:rPr>
+        <w:t xml:space="preserve"> School will suggest suitable accommodation for my delegation’s stay during the conference. I hereby agree to adhere to the registration guidelines mentioned in the invitation letter. I also agree that students </w:t>
       </w:r>
       <w:r>
         <w:rPr>
@@ -735,15 +676,7 @@
           <w:sz w:val="28"/>
           <w:szCs w:val="28"/>
         </w:rPr>
-        <w:t xml:space="preserve">I understand that I shall not hold Welham Boys’ School responsible, in any manner whatsoever, for </w:t>
-      </w:r>
-      <w:r>
-        <w:rPr>
-          <w:color w:val="000000"/>
-          <w:sz w:val="28"/>
-          <w:szCs w:val="28"/>
-        </w:rPr>
-        <w:t>any untoward incident that may occur during the participation.</w:t>
+        <w:t>I understand that I shall not hold Welham Boys’ School responsible, in any manner whatsoever, for any untoward incident that may occur during the participation.</w:t>
       </w:r>
     </w:p>
     <w:p>
@@ -887,8 +820,6 @@
           <w:szCs w:val="28"/>
         </w:rPr>
       </w:pPr>
-      <w:bookmarkStart w:id="1" w:name="_GoBack"/>
-      <w:bookmarkEnd w:id="1"/>
     </w:p>
     <w:p>
       <w:pPr>
@@ -933,24 +864,6 @@
         </w:rPr>
         <w:t>School Seal:</w:t>
       </w:r>
-    </w:p>
-    <w:p>
-      <w:pPr>
-        <w:pBdr>
-          <w:top w:val="nil"/>
-          <w:left w:val="nil"/>
-          <w:bottom w:val="nil"/>
-          <w:right w:val="nil"/>
-          <w:between w:val="nil"/>
-        </w:pBdr>
-        <w:spacing w:line="276" w:lineRule="auto"/>
-        <w:jc w:val="both"/>
-        <w:rPr>
-          <w:color w:val="000000"/>
-          <w:sz w:val="28"/>
-          <w:szCs w:val="28"/>
-        </w:rPr>
-      </w:pPr>
     </w:p>
     <w:sectPr>
       <w:headerReference w:type="default" r:id="rId8"/>
@@ -965,7 +878,7 @@
 </file>
 
 <file path=word/endnotes.xml><?xml version="1.0" encoding="utf-8"?>
-<w:endnotes xmlns:wpc="http://schemas.microsoft.com/office/word/2010/wordprocessingCanvas" xmlns:cx="http://schemas.microsoft.com/office/drawing/2014/chartex" xmlns:mc="http://schemas.openxmlformats.org/markup-compatibility/2006" xmlns:o="urn:schemas-microsoft-com:office:office" xmlns:r="http://schemas.openxmlformats.org/officeDocument/2006/relationships" xmlns:m="http://schemas.openxmlformats.org/officeDocument/2006/math" xmlns:v="urn:schemas-microsoft-com:vml" xmlns:wp14="http://schemas.microsoft.com/office/word/2010/wordprocessingDrawing" xmlns:wp="http://schemas.openxmlformats.org/drawingml/2006/wordprocessingDrawing" xmlns:w10="urn:schemas-microsoft-com:office:word" xmlns:w="http://schemas.openxmlformats.org/wordprocessingml/2006/main" xmlns:w14="http://schemas.microsoft.com/office/word/2010/wordml" xmlns:w15="http://schemas.microsoft.com/office/word/2012/wordml" xmlns:w16se="http://schemas.microsoft.com/office/word/2015/wordml/symex" xmlns:wpg="http://schemas.microsoft.com/office/word/2010/wordprocessingGroup" xmlns:wpi="http://schemas.microsoft.com/office/word/2010/wordprocessingInk" xmlns:wne="http://schemas.microsoft.com/office/word/2006/wordml" xmlns:wps="http://schemas.microsoft.com/office/word/2010/wordprocessingShape" mc:Ignorable="w14 w15 w16se wp14">
+<w:endnotes xmlns:wpc="http://schemas.microsoft.com/office/word/2010/wordprocessingCanvas" xmlns:cx="http://schemas.microsoft.com/office/drawing/2014/chartex" xmlns:cx1="http://schemas.microsoft.com/office/drawing/2015/9/8/chartex" xmlns:cx2="http://schemas.microsoft.com/office/drawing/2015/10/21/chartex" xmlns:cx3="http://schemas.microsoft.com/office/drawing/2016/5/9/chartex" xmlns:cx4="http://schemas.microsoft.com/office/drawing/2016/5/10/chartex" xmlns:cx5="http://schemas.microsoft.com/office/drawing/2016/5/11/chartex" xmlns:cx6="http://schemas.microsoft.com/office/drawing/2016/5/12/chartex" xmlns:cx7="http://schemas.microsoft.com/office/drawing/2016/5/13/chartex" xmlns:cx8="http://schemas.microsoft.com/office/drawing/2016/5/14/chartex" xmlns:mc="http://schemas.openxmlformats.org/markup-compatibility/2006" xmlns:aink="http://schemas.microsoft.com/office/drawing/2016/ink" xmlns:am3d="http://schemas.microsoft.com/office/drawing/2017/model3d" xmlns:o="urn:schemas-microsoft-com:office:office" xmlns:oel="http://schemas.microsoft.com/office/2019/extlst" xmlns:r="http://schemas.openxmlformats.org/officeDocument/2006/relationships" xmlns:m="http://schemas.openxmlformats.org/officeDocument/2006/math" xmlns:v="urn:schemas-microsoft-com:vml" xmlns:wp14="http://schemas.microsoft.com/office/word/2010/wordprocessingDrawing" xmlns:wp="http://schemas.openxmlformats.org/drawingml/2006/wordprocessingDrawing" xmlns:w10="urn:schemas-microsoft-com:office:word" xmlns:w="http://schemas.openxmlformats.org/wordprocessingml/2006/main" xmlns:w14="http://schemas.microsoft.com/office/word/2010/wordml" xmlns:w15="http://schemas.microsoft.com/office/word/2012/wordml" xmlns:w16cex="http://schemas.microsoft.com/office/word/2018/wordml/cex" xmlns:w16cid="http://schemas.microsoft.com/office/word/2016/wordml/cid" xmlns:w16="http://schemas.microsoft.com/office/word/2018/wordml" xmlns:w16du="http://schemas.microsoft.com/office/word/2023/wordml/word16du" xmlns:w16sdtdh="http://schemas.microsoft.com/office/word/2020/wordml/sdtdatahash" xmlns:w16sdtfl="http://schemas.microsoft.com/office/word/2024/wordml/sdtformatlock" xmlns:w16se="http://schemas.microsoft.com/office/word/2015/wordml/symex" xmlns:wpg="http://schemas.microsoft.com/office/word/2010/wordprocessingGroup" xmlns:wpi="http://schemas.microsoft.com/office/word/2010/wordprocessingInk" xmlns:wne="http://schemas.microsoft.com/office/word/2006/wordml" xmlns:wps="http://schemas.microsoft.com/office/word/2010/wordprocessingShape" mc:Ignorable="w14 w15 w16se w16cid w16 w16cex w16sdtdh w16sdtfl w16du wp14">
   <w:endnote w:type="separator" w:id="-1">
     <w:p>
       <w:r>
@@ -984,7 +897,7 @@
 </file>
 
 <file path=word/footer1.xml><?xml version="1.0" encoding="utf-8"?>
-<w:ftr xmlns:wpc="http://schemas.microsoft.com/office/word/2010/wordprocessingCanvas" xmlns:cx="http://schemas.microsoft.com/office/drawing/2014/chartex" xmlns:mc="http://schemas.openxmlformats.org/markup-compatibility/2006" xmlns:o="urn:schemas-microsoft-com:office:office" xmlns:r="http://schemas.openxmlformats.org/officeDocument/2006/relationships" xmlns:m="http://schemas.openxmlformats.org/officeDocument/2006/math" xmlns:v="urn:schemas-microsoft-com:vml" xmlns:wp14="http://schemas.microsoft.com/office/word/2010/wordprocessingDrawing" xmlns:wp="http://schemas.openxmlformats.org/drawingml/2006/wordprocessingDrawing" xmlns:w10="urn:schemas-microsoft-com:office:word" xmlns:w="http://schemas.openxmlformats.org/wordprocessingml/2006/main" xmlns:w14="http://schemas.microsoft.com/office/word/2010/wordml" xmlns:w15="http://schemas.microsoft.com/office/word/2012/wordml" xmlns:w16se="http://schemas.microsoft.com/office/word/2015/wordml/symex" xmlns:wpg="http://schemas.microsoft.com/office/word/2010/wordprocessingGroup" xmlns:wpi="http://schemas.microsoft.com/office/word/2010/wordprocessingInk" xmlns:wne="http://schemas.microsoft.com/office/word/2006/wordml" xmlns:wps="http://schemas.microsoft.com/office/word/2010/wordprocessingShape" mc:Ignorable="w14 w15 w16se wp14">
+<w:ftr xmlns:wpc="http://schemas.microsoft.com/office/word/2010/wordprocessingCanvas" xmlns:cx="http://schemas.microsoft.com/office/drawing/2014/chartex" xmlns:cx1="http://schemas.microsoft.com/office/drawing/2015/9/8/chartex" xmlns:cx2="http://schemas.microsoft.com/office/drawing/2015/10/21/chartex" xmlns:cx3="http://schemas.microsoft.com/office/drawing/2016/5/9/chartex" xmlns:cx4="http://schemas.microsoft.com/office/drawing/2016/5/10/chartex" xmlns:cx5="http://schemas.microsoft.com/office/drawing/2016/5/11/chartex" xmlns:cx6="http://schemas.microsoft.com/office/drawing/2016/5/12/chartex" xmlns:cx7="http://schemas.microsoft.com/office/drawing/2016/5/13/chartex" xmlns:cx8="http://schemas.microsoft.com/office/drawing/2016/5/14/chartex" xmlns:mc="http://schemas.openxmlformats.org/markup-compatibility/2006" xmlns:aink="http://schemas.microsoft.com/office/drawing/2016/ink" xmlns:am3d="http://schemas.microsoft.com/office/drawing/2017/model3d" xmlns:o="urn:schemas-microsoft-com:office:office" xmlns:oel="http://schemas.microsoft.com/office/2019/extlst" xmlns:r="http://schemas.openxmlformats.org/officeDocument/2006/relationships" xmlns:m="http://schemas.openxmlformats.org/officeDocument/2006/math" xmlns:v="urn:schemas-microsoft-com:vml" xmlns:wp14="http://schemas.microsoft.com/office/word/2010/wordprocessingDrawing" xmlns:wp="http://schemas.openxmlformats.org/drawingml/2006/wordprocessingDrawing" xmlns:w10="urn:schemas-microsoft-com:office:word" xmlns:w="http://schemas.openxmlformats.org/wordprocessingml/2006/main" xmlns:w14="http://schemas.microsoft.com/office/word/2010/wordml" xmlns:w15="http://schemas.microsoft.com/office/word/2012/wordml" xmlns:w16cex="http://schemas.microsoft.com/office/word/2018/wordml/cex" xmlns:w16cid="http://schemas.microsoft.com/office/word/2016/wordml/cid" xmlns:w16="http://schemas.microsoft.com/office/word/2018/wordml" xmlns:w16du="http://schemas.microsoft.com/office/word/2023/wordml/word16du" xmlns:w16sdtdh="http://schemas.microsoft.com/office/word/2020/wordml/sdtdatahash" xmlns:w16sdtfl="http://schemas.microsoft.com/office/word/2024/wordml/sdtformatlock" xmlns:w16se="http://schemas.microsoft.com/office/word/2015/wordml/symex" xmlns:wpg="http://schemas.microsoft.com/office/word/2010/wordprocessingGroup" xmlns:wpi="http://schemas.microsoft.com/office/word/2010/wordprocessingInk" xmlns:wne="http://schemas.microsoft.com/office/word/2006/wordml" xmlns:wps="http://schemas.microsoft.com/office/word/2010/wordprocessingShape" mc:Ignorable="w14 w15 w16se w16cid w16 w16cex w16sdtdh w16sdtfl w16du wp14">
   <w:p>
     <w:pPr>
       <w:pBdr>
@@ -1007,7 +920,7 @@
 </file>
 
 <file path=word/footnotes.xml><?xml version="1.0" encoding="utf-8"?>
-<w:footnotes xmlns:wpc="http://schemas.microsoft.com/office/word/2010/wordprocessingCanvas" xmlns:cx="http://schemas.microsoft.com/office/drawing/2014/chartex" xmlns:mc="http://schemas.openxmlformats.org/markup-compatibility/2006" xmlns:o="urn:schemas-microsoft-com:office:office" xmlns:r="http://schemas.openxmlformats.org/officeDocument/2006/relationships" xmlns:m="http://schemas.openxmlformats.org/officeDocument/2006/math" xmlns:v="urn:schemas-microsoft-com:vml" xmlns:wp14="http://schemas.microsoft.com/office/word/2010/wordprocessingDrawing" xmlns:wp="http://schemas.openxmlformats.org/drawingml/2006/wordprocessingDrawing" xmlns:w10="urn:schemas-microsoft-com:office:word" xmlns:w="http://schemas.openxmlformats.org/wordprocessingml/2006/main" xmlns:w14="http://schemas.microsoft.com/office/word/2010/wordml" xmlns:w15="http://schemas.microsoft.com/office/word/2012/wordml" xmlns:w16se="http://schemas.microsoft.com/office/word/2015/wordml/symex" xmlns:wpg="http://schemas.microsoft.com/office/word/2010/wordprocessingGroup" xmlns:wpi="http://schemas.microsoft.com/office/word/2010/wordprocessingInk" xmlns:wne="http://schemas.microsoft.com/office/word/2006/wordml" xmlns:wps="http://schemas.microsoft.com/office/word/2010/wordprocessingShape" mc:Ignorable="w14 w15 w16se wp14">
+<w:footnotes xmlns:wpc="http://schemas.microsoft.com/office/word/2010/wordprocessingCanvas" xmlns:cx="http://schemas.microsoft.com/office/drawing/2014/chartex" xmlns:cx1="http://schemas.microsoft.com/office/drawing/2015/9/8/chartex" xmlns:cx2="http://schemas.microsoft.com/office/drawing/2015/10/21/chartex" xmlns:cx3="http://schemas.microsoft.com/office/drawing/2016/5/9/chartex" xmlns:cx4="http://schemas.microsoft.com/office/drawing/2016/5/10/chartex" xmlns:cx5="http://schemas.microsoft.com/office/drawing/2016/5/11/chartex" xmlns:cx6="http://schemas.microsoft.com/office/drawing/2016/5/12/chartex" xmlns:cx7="http://schemas.microsoft.com/office/drawing/2016/5/13/chartex" xmlns:cx8="http://schemas.microsoft.com/office/drawing/2016/5/14/chartex" xmlns:mc="http://schemas.openxmlformats.org/markup-compatibility/2006" xmlns:aink="http://schemas.microsoft.com/office/drawing/2016/ink" xmlns:am3d="http://schemas.microsoft.com/office/drawing/2017/model3d" xmlns:o="urn:schemas-microsoft-com:office:office" xmlns:oel="http://schemas.microsoft.com/office/2019/extlst" xmlns:r="http://schemas.openxmlformats.org/officeDocument/2006/relationships" xmlns:m="http://schemas.openxmlformats.org/officeDocument/2006/math" xmlns:v="urn:schemas-microsoft-com:vml" xmlns:wp14="http://schemas.microsoft.com/office/word/2010/wordprocessingDrawing" xmlns:wp="http://schemas.openxmlformats.org/drawingml/2006/wordprocessingDrawing" xmlns:w10="urn:schemas-microsoft-com:office:word" xmlns:w="http://schemas.openxmlformats.org/wordprocessingml/2006/main" xmlns:w14="http://schemas.microsoft.com/office/word/2010/wordml" xmlns:w15="http://schemas.microsoft.com/office/word/2012/wordml" xmlns:w16cex="http://schemas.microsoft.com/office/word/2018/wordml/cex" xmlns:w16cid="http://schemas.microsoft.com/office/word/2016/wordml/cid" xmlns:w16="http://schemas.microsoft.com/office/word/2018/wordml" xmlns:w16du="http://schemas.microsoft.com/office/word/2023/wordml/word16du" xmlns:w16sdtdh="http://schemas.microsoft.com/office/word/2020/wordml/sdtdatahash" xmlns:w16sdtfl="http://schemas.microsoft.com/office/word/2024/wordml/sdtformatlock" xmlns:w16se="http://schemas.microsoft.com/office/word/2015/wordml/symex" xmlns:wpg="http://schemas.microsoft.com/office/word/2010/wordprocessingGroup" xmlns:wpi="http://schemas.microsoft.com/office/word/2010/wordprocessingInk" xmlns:wne="http://schemas.microsoft.com/office/word/2006/wordml" xmlns:wps="http://schemas.microsoft.com/office/word/2010/wordprocessingShape" mc:Ignorable="w14 w15 w16se w16cid w16 w16cex w16sdtdh w16sdtfl w16du wp14">
   <w:footnote w:type="separator" w:id="-1">
     <w:p>
       <w:r>
@@ -1026,7 +939,7 @@
 </file>
 
 <file path=word/header1.xml><?xml version="1.0" encoding="utf-8"?>
-<w:hdr xmlns:wpc="http://schemas.microsoft.com/office/word/2010/wordprocessingCanvas" xmlns:cx="http://schemas.microsoft.com/office/drawing/2014/chartex" xmlns:mc="http://schemas.openxmlformats.org/markup-compatibility/2006" xmlns:o="urn:schemas-microsoft-com:office:office" xmlns:r="http://schemas.openxmlformats.org/officeDocument/2006/relationships" xmlns:m="http://schemas.openxmlformats.org/officeDocument/2006/math" xmlns:v="urn:schemas-microsoft-com:vml" xmlns:wp14="http://schemas.microsoft.com/office/word/2010/wordprocessingDrawing" xmlns:wp="http://schemas.openxmlformats.org/drawingml/2006/wordprocessingDrawing" xmlns:w10="urn:schemas-microsoft-com:office:word" xmlns:w="http://schemas.openxmlformats.org/wordprocessingml/2006/main" xmlns:w14="http://schemas.microsoft.com/office/word/2010/wordml" xmlns:w15="http://schemas.microsoft.com/office/word/2012/wordml" xmlns:w16se="http://schemas.microsoft.com/office/word/2015/wordml/symex" xmlns:wpg="http://schemas.microsoft.com/office/word/2010/wordprocessingGroup" xmlns:wpi="http://schemas.microsoft.com/office/word/2010/wordprocessingInk" xmlns:wne="http://schemas.microsoft.com/office/word/2006/wordml" xmlns:wps="http://schemas.microsoft.com/office/word/2010/wordprocessingShape" mc:Ignorable="w14 w15 w16se wp14">
+<w:hdr xmlns:wpc="http://schemas.microsoft.com/office/word/2010/wordprocessingCanvas" xmlns:cx="http://schemas.microsoft.com/office/drawing/2014/chartex" xmlns:cx1="http://schemas.microsoft.com/office/drawing/2015/9/8/chartex" xmlns:cx2="http://schemas.microsoft.com/office/drawing/2015/10/21/chartex" xmlns:cx3="http://schemas.microsoft.com/office/drawing/2016/5/9/chartex" xmlns:cx4="http://schemas.microsoft.com/office/drawing/2016/5/10/chartex" xmlns:cx5="http://schemas.microsoft.com/office/drawing/2016/5/11/chartex" xmlns:cx6="http://schemas.microsoft.com/office/drawing/2016/5/12/chartex" xmlns:cx7="http://schemas.microsoft.com/office/drawing/2016/5/13/chartex" xmlns:cx8="http://schemas.microsoft.com/office/drawing/2016/5/14/chartex" xmlns:mc="http://schemas.openxmlformats.org/markup-compatibility/2006" xmlns:aink="http://schemas.microsoft.com/office/drawing/2016/ink" xmlns:am3d="http://schemas.microsoft.com/office/drawing/2017/model3d" xmlns:o="urn:schemas-microsoft-com:office:office" xmlns:oel="http://schemas.microsoft.com/office/2019/extlst" xmlns:r="http://schemas.openxmlformats.org/officeDocument/2006/relationships" xmlns:m="http://schemas.openxmlformats.org/officeDocument/2006/math" xmlns:v="urn:schemas-microsoft-com:vml" xmlns:wp14="http://schemas.microsoft.com/office/word/2010/wordprocessingDrawing" xmlns:wp="http://schemas.openxmlformats.org/drawingml/2006/wordprocessingDrawing" xmlns:w10="urn:schemas-microsoft-com:office:word" xmlns:w="http://schemas.openxmlformats.org/wordprocessingml/2006/main" xmlns:w14="http://schemas.microsoft.com/office/word/2010/wordml" xmlns:w15="http://schemas.microsoft.com/office/word/2012/wordml" xmlns:w16cex="http://schemas.microsoft.com/office/word/2018/wordml/cex" xmlns:w16cid="http://schemas.microsoft.com/office/word/2016/wordml/cid" xmlns:w16="http://schemas.microsoft.com/office/word/2018/wordml" xmlns:w16du="http://schemas.microsoft.com/office/word/2023/wordml/word16du" xmlns:w16sdtdh="http://schemas.microsoft.com/office/word/2020/wordml/sdtdatahash" xmlns:w16sdtfl="http://schemas.microsoft.com/office/word/2024/wordml/sdtformatlock" xmlns:w16se="http://schemas.microsoft.com/office/word/2015/wordml/symex" xmlns:wpg="http://schemas.microsoft.com/office/word/2010/wordprocessingGroup" xmlns:wpi="http://schemas.microsoft.com/office/word/2010/wordprocessingInk" xmlns:wne="http://schemas.microsoft.com/office/word/2006/wordml" xmlns:wps="http://schemas.microsoft.com/office/word/2010/wordprocessingShape" mc:Ignorable="w14 w15 w16se w16cid w16 w16cex w16sdtdh w16sdtfl w16du wp14">
   <w:p>
     <w:pPr>
       <w:pBdr>
@@ -1049,7 +962,7 @@
 </file>
 
 <file path=word/styles.xml><?xml version="1.0" encoding="utf-8"?>
-<w:styles xmlns:mc="http://schemas.openxmlformats.org/markup-compatibility/2006" xmlns:r="http://schemas.openxmlformats.org/officeDocument/2006/relationships" xmlns:w="http://schemas.openxmlformats.org/wordprocessingml/2006/main" xmlns:w14="http://schemas.microsoft.com/office/word/2010/wordml" xmlns:w15="http://schemas.microsoft.com/office/word/2012/wordml" xmlns:w16se="http://schemas.microsoft.com/office/word/2015/wordml/symex" mc:Ignorable="w14 w15 w16se">
+<w:styles xmlns:mc="http://schemas.openxmlformats.org/markup-compatibility/2006" xmlns:r="http://schemas.openxmlformats.org/officeDocument/2006/relationships" xmlns:w="http://schemas.openxmlformats.org/wordprocessingml/2006/main" xmlns:w14="http://schemas.microsoft.com/office/word/2010/wordml" xmlns:w15="http://schemas.microsoft.com/office/word/2012/wordml" xmlns:w16cex="http://schemas.microsoft.com/office/word/2018/wordml/cex" xmlns:w16cid="http://schemas.microsoft.com/office/word/2016/wordml/cid" xmlns:w16="http://schemas.microsoft.com/office/word/2018/wordml" xmlns:w16du="http://schemas.microsoft.com/office/word/2023/wordml/word16du" xmlns:w16sdtdh="http://schemas.microsoft.com/office/word/2020/wordml/sdtdatahash" xmlns:w16sdtfl="http://schemas.microsoft.com/office/word/2024/wordml/sdtformatlock" xmlns:w16se="http://schemas.microsoft.com/office/word/2015/wordml/symex" mc:Ignorable="w14 w15 w16se w16cid w16 w16cex w16sdtdh w16sdtfl w16du">
   <w:docDefaults>
     <w:rPrDefault>
       <w:rPr>
@@ -1061,7 +974,7 @@
     </w:rPrDefault>
     <w:pPrDefault/>
   </w:docDefaults>
-  <w:latentStyles w:defLockedState="0" w:defUIPriority="99" w:defSemiHidden="0" w:defUnhideWhenUsed="0" w:defQFormat="0" w:count="371">
+  <w:latentStyles w:defLockedState="0" w:defUIPriority="99" w:defSemiHidden="0" w:defUnhideWhenUsed="0" w:defQFormat="0" w:count="376">
     <w:lsdException w:name="Normal" w:uiPriority="0" w:qFormat="1"/>
     <w:lsdException w:name="heading 1" w:uiPriority="9" w:qFormat="1"/>
     <w:lsdException w:name="heading 2" w:semiHidden="1" w:uiPriority="9" w:unhideWhenUsed="1" w:qFormat="1"/>
@@ -1433,6 +1346,11 @@
     <w:lsdException w:name="List Table 5 Dark Accent 6" w:uiPriority="50"/>
     <w:lsdException w:name="List Table 6 Colorful Accent 6" w:uiPriority="51"/>
     <w:lsdException w:name="List Table 7 Colorful Accent 6" w:uiPriority="52"/>
+    <w:lsdException w:name="Mention" w:semiHidden="1" w:unhideWhenUsed="1"/>
+    <w:lsdException w:name="Smart Hyperlink" w:semiHidden="1" w:unhideWhenUsed="1"/>
+    <w:lsdException w:name="Hashtag" w:semiHidden="1" w:unhideWhenUsed="1"/>
+    <w:lsdException w:name="Unresolved Mention" w:semiHidden="1" w:unhideWhenUsed="1"/>
+    <w:lsdException w:name="Smart Link" w:semiHidden="1" w:unhideWhenUsed="1"/>
   </w:latentStyles>
   <w:style w:type="paragraph" w:default="1" w:styleId="Normal">
     <w:name w:val="Normal"/>
